--- a/examples/math-cheatsheet.docx
+++ b/examples/math-cheatsheet.docx
@@ -1,19 +1,58 @@
 
 <file path=word/document.xml><?xml version="1.0" encoding="utf-8"?>
-<w:document xmlns:w="http://schemas.openxmlformats.org/wordprocessingml/2006/main">
+<w:document xmlns:w14="http://schemas.microsoft.com/office/word/2010/wordml" xmlns:w15="http://schemas.microsoft.com/office/word/2012/wordml" xmlns:mc="http://schemas.openxmlformats.org/markup-compatibility/2006" xmlns:w="http://schemas.openxmlformats.org/wordprocessingml/2006/main" mc:Ignorable="w14 w15">
   <w:background w:color="FFFFFF"/>
   <w:body>
     <w:p>
+      <w:r>
+        <w:rPr>
+          <w:sz w:val="32"/>
+          <w:b/>
+          <w:color w:val="000000"/>
+          <mc:AlternateContent>
+            <mc:Choice Requires="w14">
+              <w14:ligatures w14:val="standardContextual"/>
+              <w14:numForm w14:val="oldStyle"/>
+              <w14:numSpacing w14:val="proportional"/>
+              <w14:cntxtAlts/>
+            </mc:Choice>
+          </mc:AlternateContent>
+        </w:rPr>
+        <w:t xml:space="preserve">Contents</w:t>
+      </w:r>
+    </w:p>
+    <w:p>
+      <w:r>
+        <w:fldChar w:fldCharType="begin" w:dirty="true"/>
+      </w:r>
+      <w:r>
+        <w:instrText xml:space="preserve"> TOC \o "1-3" \h \z \u </w:instrText>
+      </w:r>
+      <w:r>
+        <w:fldChar w:fldCharType="separate"/>
+      </w:r>
+      <w:r>
+        <w:t>Table of contents — Word fills this in when the document opens.</w:t>
+      </w:r>
+      <w:r>
+        <w:fldChar w:fldCharType="end"/>
+      </w:r>
+    </w:p>
+    <w:p>
       <w:pPr>
         <w:pStyle w:val="Heading1"/>
       </w:pPr>
       <w:bookmarkStart w:name="H_linear_algebra_cheatsheet" w:id="1"/>
       <w:r>
         <w:rPr>
-          <w14:ligatures xmlns:w14="http://schemas.microsoft.com/office/word/2010/wordml" w14:val="standardContextual"/>
-          <w14:numForm xmlns:w14="http://schemas.microsoft.com/office/word/2010/wordml" w14:val="oldStyle"/>
-          <w14:numSpacing xmlns:w14="http://schemas.microsoft.com/office/word/2010/wordml" w14:val="proportional"/>
-          <w14:cntxtAlts xmlns:w14="http://schemas.microsoft.com/office/word/2010/wordml"/>
+          <mc:AlternateContent>
+            <mc:Choice Requires="w14">
+              <w14:ligatures w14:val="standardContextual"/>
+              <w14:numForm w14:val="oldStyle"/>
+              <w14:numSpacing w14:val="proportional"/>
+              <w14:cntxtAlts/>
+            </mc:Choice>
+          </mc:AlternateContent>
         </w:rPr>
         <w:t xml:space="preserve">Linear Algebra Cheatsheet</w:t>
       </w:r>
@@ -22,10 +61,14 @@
     <w:p>
       <w:r>
         <w:rPr>
-          <w14:ligatures xmlns:w14="http://schemas.microsoft.com/office/word/2010/wordml" w14:val="standardContextual"/>
-          <w14:numForm xmlns:w14="http://schemas.microsoft.com/office/word/2010/wordml" w14:val="oldStyle"/>
-          <w14:numSpacing xmlns:w14="http://schemas.microsoft.com/office/word/2010/wordml" w14:val="proportional"/>
-          <w14:cntxtAlts xmlns:w14="http://schemas.microsoft.com/office/word/2010/wordml"/>
+          <mc:AlternateContent>
+            <mc:Choice Requires="w14">
+              <w14:ligatures w14:val="standardContextual"/>
+              <w14:numForm w14:val="oldStyle"/>
+              <w14:numSpacing w14:val="proportional"/>
+              <w14:cntxtAlts/>
+            </mc:Choice>
+          </mc:AlternateContent>
         </w:rPr>
         <w:t xml:space="preserve">A one-page refresher rendered with KaTeX.</w:t>
       </w:r>
@@ -37,10 +80,14 @@
       <w:bookmarkStart w:name="H_vectors_norms" w:id="2"/>
       <w:r>
         <w:rPr>
-          <w14:ligatures xmlns:w14="http://schemas.microsoft.com/office/word/2010/wordml" w14:val="standardContextual"/>
-          <w14:numForm xmlns:w14="http://schemas.microsoft.com/office/word/2010/wordml" w14:val="oldStyle"/>
-          <w14:numSpacing xmlns:w14="http://schemas.microsoft.com/office/word/2010/wordml" w14:val="proportional"/>
-          <w14:cntxtAlts xmlns:w14="http://schemas.microsoft.com/office/word/2010/wordml"/>
+          <mc:AlternateContent>
+            <mc:Choice Requires="w14">
+              <w14:ligatures w14:val="standardContextual"/>
+              <w14:numForm w14:val="oldStyle"/>
+              <w14:numSpacing w14:val="proportional"/>
+              <w14:cntxtAlts/>
+            </mc:Choice>
+          </mc:AlternateContent>
         </w:rPr>
         <w:t xml:space="preserve">Vectors &amp; norms</w:t>
       </w:r>
@@ -49,10 +96,14 @@
     <w:p>
       <w:r>
         <w:rPr>
-          <w14:ligatures xmlns:w14="http://schemas.microsoft.com/office/word/2010/wordml" w14:val="standardContextual"/>
-          <w14:numForm xmlns:w14="http://schemas.microsoft.com/office/word/2010/wordml" w14:val="oldStyle"/>
-          <w14:numSpacing xmlns:w14="http://schemas.microsoft.com/office/word/2010/wordml" w14:val="proportional"/>
-          <w14:cntxtAlts xmlns:w14="http://schemas.microsoft.com/office/word/2010/wordml"/>
+          <mc:AlternateContent>
+            <mc:Choice Requires="w14">
+              <w14:ligatures w14:val="standardContextual"/>
+              <w14:numForm w14:val="oldStyle"/>
+              <w14:numSpacing w14:val="proportional"/>
+              <w14:cntxtAlts/>
+            </mc:Choice>
+          </mc:AlternateContent>
         </w:rPr>
         <w:t xml:space="preserve">The Euclidean norm of a vector </w:t>
       </w:r>
@@ -84,10 +135,14 @@
       </m:oMath>
       <w:r>
         <w:rPr>
-          <w14:ligatures xmlns:w14="http://schemas.microsoft.com/office/word/2010/wordml" w14:val="standardContextual"/>
-          <w14:numForm xmlns:w14="http://schemas.microsoft.com/office/word/2010/wordml" w14:val="oldStyle"/>
-          <w14:numSpacing xmlns:w14="http://schemas.microsoft.com/office/word/2010/wordml" w14:val="proportional"/>
-          <w14:cntxtAlts xmlns:w14="http://schemas.microsoft.com/office/word/2010/wordml"/>
+          <mc:AlternateContent>
+            <mc:Choice Requires="w14">
+              <w14:ligatures w14:val="standardContextual"/>
+              <w14:numForm w14:val="oldStyle"/>
+              <w14:numSpacing w14:val="proportional"/>
+              <w14:cntxtAlts/>
+            </mc:Choice>
+          </mc:AlternateContent>
         </w:rPr>
         <w:t xml:space="preserve"> is </w:t>
       </w:r>
@@ -160,28 +215,40 @@
       </m:oMath>
       <w:r>
         <w:rPr>
-          <w14:ligatures xmlns:w14="http://schemas.microsoft.com/office/word/2010/wordml" w14:val="standardContextual"/>
-          <w14:numForm xmlns:w14="http://schemas.microsoft.com/office/word/2010/wordml" w14:val="oldStyle"/>
-          <w14:numSpacing xmlns:w14="http://schemas.microsoft.com/office/word/2010/wordml" w14:val="proportional"/>
-          <w14:cntxtAlts xmlns:w14="http://schemas.microsoft.com/office/word/2010/wordml"/>
+          <mc:AlternateContent>
+            <mc:Choice Requires="w14">
+              <w14:ligatures w14:val="standardContextual"/>
+              <w14:numForm w14:val="oldStyle"/>
+              <w14:numSpacing w14:val="proportional"/>
+              <w14:cntxtAlts/>
+            </mc:Choice>
+          </mc:AlternateContent>
         </w:rPr>
         <w:t xml:space="preserve">,</w:t>
       </w:r>
       <w:r>
         <w:rPr>
-          <w14:ligatures xmlns:w14="http://schemas.microsoft.com/office/word/2010/wordml" w14:val="standardContextual"/>
-          <w14:numForm xmlns:w14="http://schemas.microsoft.com/office/word/2010/wordml" w14:val="oldStyle"/>
-          <w14:numSpacing xmlns:w14="http://schemas.microsoft.com/office/word/2010/wordml" w14:val="proportional"/>
-          <w14:cntxtAlts xmlns:w14="http://schemas.microsoft.com/office/word/2010/wordml"/>
+          <mc:AlternateContent>
+            <mc:Choice Requires="w14">
+              <w14:ligatures w14:val="standardContextual"/>
+              <w14:numForm w14:val="oldStyle"/>
+              <w14:numSpacing w14:val="proportional"/>
+              <w14:cntxtAlts/>
+            </mc:Choice>
+          </mc:AlternateContent>
         </w:rPr>
         <w:t xml:space="preserve"> </w:t>
       </w:r>
       <w:r>
         <w:rPr>
-          <w14:ligatures xmlns:w14="http://schemas.microsoft.com/office/word/2010/wordml" w14:val="standardContextual"/>
-          <w14:numForm xmlns:w14="http://schemas.microsoft.com/office/word/2010/wordml" w14:val="oldStyle"/>
-          <w14:numSpacing xmlns:w14="http://schemas.microsoft.com/office/word/2010/wordml" w14:val="proportional"/>
-          <w14:cntxtAlts xmlns:w14="http://schemas.microsoft.com/office/word/2010/wordml"/>
+          <mc:AlternateContent>
+            <mc:Choice Requires="w14">
+              <w14:ligatures w14:val="standardContextual"/>
+              <w14:numForm w14:val="oldStyle"/>
+              <w14:numSpacing w14:val="proportional"/>
+              <w14:cntxtAlts/>
+            </mc:Choice>
+          </mc:AlternateContent>
         </w:rPr>
         <w:t xml:space="preserve">and the dot product is </w:t>
       </w:r>
@@ -197,7 +264,7 @@
           </m:e>
           <m:sup>
             <m:r>
-              <m:t xml:space="preserve">top</m:t>
+              <m:t xml:space="preserve">\top</m:t>
             </m:r>
           </m:sup>
         </m:sSup>
@@ -253,10 +320,14 @@
       </m:oMath>
       <w:r>
         <w:rPr>
-          <w14:ligatures xmlns:w14="http://schemas.microsoft.com/office/word/2010/wordml" w14:val="standardContextual"/>
-          <w14:numForm xmlns:w14="http://schemas.microsoft.com/office/word/2010/wordml" w14:val="oldStyle"/>
-          <w14:numSpacing xmlns:w14="http://schemas.microsoft.com/office/word/2010/wordml" w14:val="proportional"/>
-          <w14:cntxtAlts xmlns:w14="http://schemas.microsoft.com/office/word/2010/wordml"/>
+          <mc:AlternateContent>
+            <mc:Choice Requires="w14">
+              <w14:ligatures w14:val="standardContextual"/>
+              <w14:numForm w14:val="oldStyle"/>
+              <w14:numSpacing w14:val="proportional"/>
+              <w14:cntxtAlts/>
+            </mc:Choice>
+          </mc:AlternateContent>
         </w:rPr>
         <w:t xml:space="preserve">.</w:t>
       </w:r>
@@ -268,10 +339,14 @@
       <w:bookmarkStart w:name="H_matrix_identities" w:id="3"/>
       <w:r>
         <w:rPr>
-          <w14:ligatures xmlns:w14="http://schemas.microsoft.com/office/word/2010/wordml" w14:val="standardContextual"/>
-          <w14:numForm xmlns:w14="http://schemas.microsoft.com/office/word/2010/wordml" w14:val="oldStyle"/>
-          <w14:numSpacing xmlns:w14="http://schemas.microsoft.com/office/word/2010/wordml" w14:val="proportional"/>
-          <w14:cntxtAlts xmlns:w14="http://schemas.microsoft.com/office/word/2010/wordml"/>
+          <mc:AlternateContent>
+            <mc:Choice Requires="w14">
+              <w14:ligatures w14:val="standardContextual"/>
+              <w14:numForm w14:val="oldStyle"/>
+              <w14:numSpacing w14:val="proportional"/>
+              <w14:cntxtAlts/>
+            </mc:Choice>
+          </mc:AlternateContent>
         </w:rPr>
         <w:t xml:space="preserve">Matrix identities</w:t>
       </w:r>
@@ -300,7 +375,7 @@
           </m:e>
           <m:sup>
             <m:r>
-              <m:t xml:space="preserve">top</m:t>
+              <m:t xml:space="preserve">\top</m:t>
             </m:r>
           </m:sup>
         </m:sSup>
@@ -315,7 +390,7 @@
           </m:e>
           <m:sup>
             <m:r>
-              <m:t xml:space="preserve">top</m:t>
+              <m:t xml:space="preserve">\top</m:t>
             </m:r>
           </m:sup>
         </m:sSup>
@@ -327,7 +402,7 @@
           </m:e>
           <m:sup>
             <m:r>
-              <m:t xml:space="preserve">top</m:t>
+              <m:t xml:space="preserve">\top</m:t>
             </m:r>
           </m:sup>
         </m:sSup>
@@ -360,7 +435,7 @@
           </m:e>
           <m:sup>
             <m:r>
-              <m:t xml:space="preserve">top</m:t>
+              <m:t xml:space="preserve">\top</m:t>
             </m:r>
           </m:sup>
         </m:sSup>
@@ -378,7 +453,7 @@
           </m:e>
           <m:sup>
             <m:r>
-              <m:t xml:space="preserve">top</m:t>
+              <m:t xml:space="preserve">\top</m:t>
             </m:r>
           </m:sup>
         </m:sSup>
@@ -402,10 +477,14 @@
     <w:p>
       <w:r>
         <w:rPr>
-          <w14:ligatures xmlns:w14="http://schemas.microsoft.com/office/word/2010/wordml" w14:val="standardContextual"/>
-          <w14:numForm xmlns:w14="http://schemas.microsoft.com/office/word/2010/wordml" w14:val="oldStyle"/>
-          <w14:numSpacing xmlns:w14="http://schemas.microsoft.com/office/word/2010/wordml" w14:val="proportional"/>
-          <w14:cntxtAlts xmlns:w14="http://schemas.microsoft.com/office/word/2010/wordml"/>
+          <mc:AlternateContent>
+            <mc:Choice Requires="w14">
+              <w14:ligatures w14:val="standardContextual"/>
+              <w14:numForm w14:val="oldStyle"/>
+              <w14:numSpacing w14:val="proportional"/>
+              <w14:cntxtAlts/>
+            </mc:Choice>
+          </mc:AlternateContent>
         </w:rPr>
         <w:t xml:space="preserve">For a square matrix </w:t>
       </w:r>
@@ -416,10 +495,14 @@
       </m:oMath>
       <w:r>
         <w:rPr>
-          <w14:ligatures xmlns:w14="http://schemas.microsoft.com/office/word/2010/wordml" w14:val="standardContextual"/>
-          <w14:numForm xmlns:w14="http://schemas.microsoft.com/office/word/2010/wordml" w14:val="oldStyle"/>
-          <w14:numSpacing xmlns:w14="http://schemas.microsoft.com/office/word/2010/wordml" w14:val="proportional"/>
-          <w14:cntxtAlts xmlns:w14="http://schemas.microsoft.com/office/word/2010/wordml"/>
+          <mc:AlternateContent>
+            <mc:Choice Requires="w14">
+              <w14:ligatures w14:val="standardContextual"/>
+              <w14:numForm w14:val="oldStyle"/>
+              <w14:numSpacing w14:val="proportional"/>
+              <w14:cntxtAlts/>
+            </mc:Choice>
+          </mc:AlternateContent>
         </w:rPr>
         <w:t xml:space="preserve">, the eigenvalue equation is:</w:t>
       </w:r>
@@ -477,10 +560,14 @@
       <w:bookmarkStart w:name="H_useful_decompositions" w:id="4"/>
       <w:r>
         <w:rPr>
-          <w14:ligatures xmlns:w14="http://schemas.microsoft.com/office/word/2010/wordml" w14:val="standardContextual"/>
-          <w14:numForm xmlns:w14="http://schemas.microsoft.com/office/word/2010/wordml" w14:val="oldStyle"/>
-          <w14:numSpacing xmlns:w14="http://schemas.microsoft.com/office/word/2010/wordml" w14:val="proportional"/>
-          <w14:cntxtAlts xmlns:w14="http://schemas.microsoft.com/office/word/2010/wordml"/>
+          <mc:AlternateContent>
+            <mc:Choice Requires="w14">
+              <w14:ligatures w14:val="standardContextual"/>
+              <w14:numForm w14:val="oldStyle"/>
+              <w14:numSpacing w14:val="proportional"/>
+              <w14:cntxtAlts/>
+            </mc:Choice>
+          </mc:AlternateContent>
         </w:rPr>
         <w:t xml:space="preserve">Useful decompositions</w:t>
       </w:r>
@@ -497,8 +584,6 @@
           <w:insideH w:val="single" w:color="D1D5DA" w:sz="6"/>
           <w:insideV w:val="single" w:color="D1D5DA" w:sz="6"/>
         </w:tblBorders>
-        <w:tblCaption w:val="Table exported from Markdown"/>
-        <w:tblDescription w:val="Table exported from Markdown by Marksmith"/>
       </w:tblPr>
       <w:tblGrid>
         <w:gridCol/>
@@ -519,11 +604,15 @@
             <w:r>
               <w:rPr>
                 <w:b/>
-                <w:color w:val="1B1F23"/>
-                <w14:ligatures xmlns:w14="http://schemas.microsoft.com/office/word/2010/wordml" w14:val="standardContextual"/>
-                <w14:numForm xmlns:w14="http://schemas.microsoft.com/office/word/2010/wordml" w14:val="oldStyle"/>
-                <w14:numSpacing xmlns:w14="http://schemas.microsoft.com/office/word/2010/wordml" w14:val="proportional"/>
-                <w14:cntxtAlts xmlns:w14="http://schemas.microsoft.com/office/word/2010/wordml"/>
+                <w:color w:val="1b1f23"/>
+                <mc:AlternateContent>
+                  <mc:Choice Requires="w14">
+                    <w14:ligatures w14:val="standardContextual"/>
+                    <w14:numForm w14:val="oldStyle"/>
+                    <w14:numSpacing w14:val="proportional"/>
+                    <w14:cntxtAlts/>
+                  </mc:Choice>
+                </mc:AlternateContent>
               </w:rPr>
               <w:t xml:space="preserve">Name</w:t>
             </w:r>
@@ -537,11 +626,15 @@
             <w:r>
               <w:rPr>
                 <w:b/>
-                <w:color w:val="1B1F23"/>
-                <w14:ligatures xmlns:w14="http://schemas.microsoft.com/office/word/2010/wordml" w14:val="standardContextual"/>
-                <w14:numForm xmlns:w14="http://schemas.microsoft.com/office/word/2010/wordml" w14:val="oldStyle"/>
-                <w14:numSpacing xmlns:w14="http://schemas.microsoft.com/office/word/2010/wordml" w14:val="proportional"/>
-                <w14:cntxtAlts xmlns:w14="http://schemas.microsoft.com/office/word/2010/wordml"/>
+                <w:color w:val="1b1f23"/>
+                <mc:AlternateContent>
+                  <mc:Choice Requires="w14">
+                    <w14:ligatures w14:val="standardContextual"/>
+                    <w14:numForm w14:val="oldStyle"/>
+                    <w14:numSpacing w14:val="proportional"/>
+                    <w14:cntxtAlts/>
+                  </mc:Choice>
+                </mc:AlternateContent>
               </w:rPr>
               <w:t xml:space="preserve">Form</w:t>
             </w:r>
@@ -555,11 +648,15 @@
             <w:r>
               <w:rPr>
                 <w:b/>
-                <w:color w:val="1B1F23"/>
-                <w14:ligatures xmlns:w14="http://schemas.microsoft.com/office/word/2010/wordml" w14:val="standardContextual"/>
-                <w14:numForm xmlns:w14="http://schemas.microsoft.com/office/word/2010/wordml" w14:val="oldStyle"/>
-                <w14:numSpacing xmlns:w14="http://schemas.microsoft.com/office/word/2010/wordml" w14:val="proportional"/>
-                <w14:cntxtAlts xmlns:w14="http://schemas.microsoft.com/office/word/2010/wordml"/>
+                <w:color w:val="1b1f23"/>
+                <mc:AlternateContent>
+                  <mc:Choice Requires="w14">
+                    <w14:ligatures w14:val="standardContextual"/>
+                    <w14:numForm w14:val="oldStyle"/>
+                    <w14:numSpacing w14:val="proportional"/>
+                    <w14:cntxtAlts/>
+                  </mc:Choice>
+                </mc:AlternateContent>
               </w:rPr>
               <w:t xml:space="preserve">Notes</w:t>
             </w:r>
@@ -574,10 +671,15 @@
           <w:p>
             <w:r>
               <w:rPr>
-                <w14:ligatures xmlns:w14="http://schemas.microsoft.com/office/word/2010/wordml" w14:val="standardContextual"/>
-                <w14:numForm xmlns:w14="http://schemas.microsoft.com/office/word/2010/wordml" w14:val="oldStyle"/>
-                <w14:numSpacing xmlns:w14="http://schemas.microsoft.com/office/word/2010/wordml" w14:val="proportional"/>
-                <w14:cntxtAlts xmlns:w14="http://schemas.microsoft.com/office/word/2010/wordml"/>
+                <w:color w:val="1b1f23"/>
+                <mc:AlternateContent>
+                  <mc:Choice Requires="w14">
+                    <w14:ligatures w14:val="standardContextual"/>
+                    <w14:numForm w14:val="oldStyle"/>
+                    <w14:numSpacing w14:val="proportional"/>
+                    <w14:cntxtAlts/>
+                  </mc:Choice>
+                </mc:AlternateContent>
               </w:rPr>
               <w:t xml:space="preserve">Eigen</w:t>
             </w:r>
@@ -585,15 +687,6 @@
         </w:tc>
         <w:tc>
           <w:p>
-            <w:r>
-              <w:rPr>
-                <w14:ligatures xmlns:w14="http://schemas.microsoft.com/office/word/2010/wordml" w14:val="standardContextual"/>
-                <w14:numForm xmlns:w14="http://schemas.microsoft.com/office/word/2010/wordml" w14:val="oldStyle"/>
-                <w14:numSpacing xmlns:w14="http://schemas.microsoft.com/office/word/2010/wordml" w14:val="proportional"/>
-                <w14:cntxtAlts xmlns:w14="http://schemas.microsoft.com/office/word/2010/wordml"/>
-              </w:rPr>
-              <w:t xml:space="preserve"/>
-            </w:r>
             <m:oMath xmlns:m="http://schemas.openxmlformats.org/officeDocument/2006/math">
               <m:r>
                 <m:t xml:space="preserve">A</m:t>
@@ -623,25 +716,21 @@
                 </m:sup>
               </m:sSup>
             </m:oMath>
-            <w:r>
-              <w:rPr>
-                <w14:ligatures xmlns:w14="http://schemas.microsoft.com/office/word/2010/wordml" w14:val="standardContextual"/>
-                <w14:numForm xmlns:w14="http://schemas.microsoft.com/office/word/2010/wordml" w14:val="oldStyle"/>
-                <w14:numSpacing xmlns:w14="http://schemas.microsoft.com/office/word/2010/wordml" w14:val="proportional"/>
-                <w14:cntxtAlts xmlns:w14="http://schemas.microsoft.com/office/word/2010/wordml"/>
-              </w:rPr>
-              <w:t xml:space="preserve"/>
-            </w:r>
           </w:p>
         </w:tc>
         <w:tc>
           <w:p>
             <w:r>
               <w:rPr>
-                <w14:ligatures xmlns:w14="http://schemas.microsoft.com/office/word/2010/wordml" w14:val="standardContextual"/>
-                <w14:numForm xmlns:w14="http://schemas.microsoft.com/office/word/2010/wordml" w14:val="oldStyle"/>
-                <w14:numSpacing xmlns:w14="http://schemas.microsoft.com/office/word/2010/wordml" w14:val="proportional"/>
-                <w14:cntxtAlts xmlns:w14="http://schemas.microsoft.com/office/word/2010/wordml"/>
+                <w:color w:val="1b1f23"/>
+                <mc:AlternateContent>
+                  <mc:Choice Requires="w14">
+                    <w14:ligatures w14:val="standardContextual"/>
+                    <w14:numForm w14:val="oldStyle"/>
+                    <w14:numSpacing w14:val="proportional"/>
+                    <w14:cntxtAlts/>
+                  </mc:Choice>
+                </mc:AlternateContent>
               </w:rPr>
               <w:t xml:space="preserve">square, diagonalizable</w:t>
             </w:r>
@@ -659,10 +748,15 @@
           <w:p>
             <w:r>
               <w:rPr>
-                <w14:ligatures xmlns:w14="http://schemas.microsoft.com/office/word/2010/wordml" w14:val="standardContextual"/>
-                <w14:numForm xmlns:w14="http://schemas.microsoft.com/office/word/2010/wordml" w14:val="oldStyle"/>
-                <w14:numSpacing xmlns:w14="http://schemas.microsoft.com/office/word/2010/wordml" w14:val="proportional"/>
-                <w14:cntxtAlts xmlns:w14="http://schemas.microsoft.com/office/word/2010/wordml"/>
+                <w:color w:val="1b1f23"/>
+                <mc:AlternateContent>
+                  <mc:Choice Requires="w14">
+                    <w14:ligatures w14:val="standardContextual"/>
+                    <w14:numForm w14:val="oldStyle"/>
+                    <w14:numSpacing w14:val="proportional"/>
+                    <w14:cntxtAlts/>
+                  </mc:Choice>
+                </mc:AlternateContent>
               </w:rPr>
               <w:t xml:space="preserve">SVD</w:t>
             </w:r>
@@ -673,15 +767,6 @@
             <w:shd w:val="clear" w:color="auto" w:fill="F6F8FA"/>
           </w:tcPr>
           <w:p>
-            <w:r>
-              <w:rPr>
-                <w14:ligatures xmlns:w14="http://schemas.microsoft.com/office/word/2010/wordml" w14:val="standardContextual"/>
-                <w14:numForm xmlns:w14="http://schemas.microsoft.com/office/word/2010/wordml" w14:val="oldStyle"/>
-                <w14:numSpacing xmlns:w14="http://schemas.microsoft.com/office/word/2010/wordml" w14:val="proportional"/>
-                <w14:cntxtAlts xmlns:w14="http://schemas.microsoft.com/office/word/2010/wordml"/>
-              </w:rPr>
-              <w:t xml:space="preserve"/>
-            </w:r>
             <m:oMath xmlns:m="http://schemas.openxmlformats.org/officeDocument/2006/math">
               <m:r>
                 <m:t xml:space="preserve">A</m:t>
@@ -703,20 +788,11 @@
                 </m:e>
                 <m:sup>
                   <m:r>
-                    <m:t xml:space="preserve">top</m:t>
+                    <m:t xml:space="preserve">\top</m:t>
                   </m:r>
                 </m:sup>
               </m:sSup>
             </m:oMath>
-            <w:r>
-              <w:rPr>
-                <w14:ligatures xmlns:w14="http://schemas.microsoft.com/office/word/2010/wordml" w14:val="standardContextual"/>
-                <w14:numForm xmlns:w14="http://schemas.microsoft.com/office/word/2010/wordml" w14:val="oldStyle"/>
-                <w14:numSpacing xmlns:w14="http://schemas.microsoft.com/office/word/2010/wordml" w14:val="proportional"/>
-                <w14:cntxtAlts xmlns:w14="http://schemas.microsoft.com/office/word/2010/wordml"/>
-              </w:rPr>
-              <w:t xml:space="preserve"/>
-            </w:r>
           </w:p>
         </w:tc>
         <w:tc>
@@ -726,10 +802,15 @@
           <w:p>
             <w:r>
               <w:rPr>
-                <w14:ligatures xmlns:w14="http://schemas.microsoft.com/office/word/2010/wordml" w14:val="standardContextual"/>
-                <w14:numForm xmlns:w14="http://schemas.microsoft.com/office/word/2010/wordml" w14:val="oldStyle"/>
-                <w14:numSpacing xmlns:w14="http://schemas.microsoft.com/office/word/2010/wordml" w14:val="proportional"/>
-                <w14:cntxtAlts xmlns:w14="http://schemas.microsoft.com/office/word/2010/wordml"/>
+                <w:color w:val="1b1f23"/>
+                <mc:AlternateContent>
+                  <mc:Choice Requires="w14">
+                    <w14:ligatures w14:val="standardContextual"/>
+                    <w14:numForm w14:val="oldStyle"/>
+                    <w14:numSpacing w14:val="proportional"/>
+                    <w14:cntxtAlts/>
+                  </mc:Choice>
+                </mc:AlternateContent>
               </w:rPr>
               <w:t xml:space="preserve">any real matrix</w:t>
             </w:r>
@@ -744,10 +825,15 @@
           <w:p>
             <w:r>
               <w:rPr>
-                <w14:ligatures xmlns:w14="http://schemas.microsoft.com/office/word/2010/wordml" w14:val="standardContextual"/>
-                <w14:numForm xmlns:w14="http://schemas.microsoft.com/office/word/2010/wordml" w14:val="oldStyle"/>
-                <w14:numSpacing xmlns:w14="http://schemas.microsoft.com/office/word/2010/wordml" w14:val="proportional"/>
-                <w14:cntxtAlts xmlns:w14="http://schemas.microsoft.com/office/word/2010/wordml"/>
+                <w:color w:val="1b1f23"/>
+                <mc:AlternateContent>
+                  <mc:Choice Requires="w14">
+                    <w14:ligatures w14:val="standardContextual"/>
+                    <w14:numForm w14:val="oldStyle"/>
+                    <w14:numSpacing w14:val="proportional"/>
+                    <w14:cntxtAlts/>
+                  </mc:Choice>
+                </mc:AlternateContent>
               </w:rPr>
               <w:t xml:space="preserve">Cholesky</w:t>
             </w:r>
@@ -755,15 +841,6 @@
         </w:tc>
         <w:tc>
           <w:p>
-            <w:r>
-              <w:rPr>
-                <w14:ligatures xmlns:w14="http://schemas.microsoft.com/office/word/2010/wordml" w14:val="standardContextual"/>
-                <w14:numForm xmlns:w14="http://schemas.microsoft.com/office/word/2010/wordml" w14:val="oldStyle"/>
-                <w14:numSpacing xmlns:w14="http://schemas.microsoft.com/office/word/2010/wordml" w14:val="proportional"/>
-                <w14:cntxtAlts xmlns:w14="http://schemas.microsoft.com/office/word/2010/wordml"/>
-              </w:rPr>
-              <w:t xml:space="preserve"/>
-            </w:r>
             <m:oMath xmlns:m="http://schemas.openxmlformats.org/officeDocument/2006/math">
               <m:r>
                 <m:t xml:space="preserve">A</m:t>
@@ -782,30 +859,26 @@
                 </m:e>
                 <m:sup>
                   <m:r>
-                    <m:t xml:space="preserve">top</m:t>
+                    <m:t xml:space="preserve">\top</m:t>
                   </m:r>
                 </m:sup>
               </m:sSup>
             </m:oMath>
-            <w:r>
-              <w:rPr>
-                <w14:ligatures xmlns:w14="http://schemas.microsoft.com/office/word/2010/wordml" w14:val="standardContextual"/>
-                <w14:numForm xmlns:w14="http://schemas.microsoft.com/office/word/2010/wordml" w14:val="oldStyle"/>
-                <w14:numSpacing xmlns:w14="http://schemas.microsoft.com/office/word/2010/wordml" w14:val="proportional"/>
-                <w14:cntxtAlts xmlns:w14="http://schemas.microsoft.com/office/word/2010/wordml"/>
-              </w:rPr>
-              <w:t xml:space="preserve"/>
-            </w:r>
           </w:p>
         </w:tc>
         <w:tc>
           <w:p>
             <w:r>
               <w:rPr>
-                <w14:ligatures xmlns:w14="http://schemas.microsoft.com/office/word/2010/wordml" w14:val="standardContextual"/>
-                <w14:numForm xmlns:w14="http://schemas.microsoft.com/office/word/2010/wordml" w14:val="oldStyle"/>
-                <w14:numSpacing xmlns:w14="http://schemas.microsoft.com/office/word/2010/wordml" w14:val="proportional"/>
-                <w14:cntxtAlts xmlns:w14="http://schemas.microsoft.com/office/word/2010/wordml"/>
+                <w:color w:val="1b1f23"/>
+                <mc:AlternateContent>
+                  <mc:Choice Requires="w14">
+                    <w14:ligatures w14:val="standardContextual"/>
+                    <w14:numForm w14:val="oldStyle"/>
+                    <w14:numSpacing w14:val="proportional"/>
+                    <w14:cntxtAlts/>
+                  </mc:Choice>
+                </mc:AlternateContent>
               </w:rPr>
               <w:t xml:space="preserve">symmetric positive-definite</w:t>
             </w:r>
@@ -816,9 +889,6 @@
     <w:p>
       <w:pPr>
         <w:spacing w:before="0" w:after="0"/>
-        <w:rPr>
-          <w:sz w:val="8"/>
-        </w:rPr>
       </w:pPr>
     </w:p>
     <w:p>
@@ -828,10 +898,14 @@
       <w:bookmarkStart w:name="H_gaussian_density" w:id="5"/>
       <w:r>
         <w:rPr>
-          <w14:ligatures xmlns:w14="http://schemas.microsoft.com/office/word/2010/wordml" w14:val="standardContextual"/>
-          <w14:numForm xmlns:w14="http://schemas.microsoft.com/office/word/2010/wordml" w14:val="oldStyle"/>
-          <w14:numSpacing xmlns:w14="http://schemas.microsoft.com/office/word/2010/wordml" w14:val="proportional"/>
-          <w14:cntxtAlts xmlns:w14="http://schemas.microsoft.com/office/word/2010/wordml"/>
+          <mc:AlternateContent>
+            <mc:Choice Requires="w14">
+              <w14:ligatures w14:val="standardContextual"/>
+              <w14:numForm w14:val="oldStyle"/>
+              <w14:numSpacing w14:val="proportional"/>
+              <w14:cntxtAlts/>
+            </mc:Choice>
+          </mc:AlternateContent>
         </w:rPr>
         <w:t xml:space="preserve">Gaussian density</w:t>
       </w:r>
@@ -961,7 +1035,7 @@
               <m:t xml:space="preserve">-</m:t>
             </m:r>
             <m:r>
-              <m:t xml:space="preserve">boldsymbol</m:t>
+              <m:t xml:space="preserve">\boldsymbol</m:t>
             </m:r>
             <m:r>
               <m:t xml:space="preserve">μ</m:t>
@@ -974,7 +1048,7 @@
               </m:e>
               <m:sup>
                 <m:r>
-                  <m:t xml:space="preserve">top</m:t>
+                  <m:t xml:space="preserve">\top</m:t>
                 </m:r>
               </m:sup>
             </m:sSup>
@@ -1006,7 +1080,7 @@
               <m:t xml:space="preserve">-</m:t>
             </m:r>
             <m:r>
-              <m:t xml:space="preserve">boldsymbol</m:t>
+              <m:t xml:space="preserve">\boldsymbol</m:t>
             </m:r>
             <m:r>
               <m:t xml:space="preserve">μ</m:t>
@@ -1019,8 +1093,8 @@
       </m:oMath>
     </w:p>
     <w:sectPr>
-      <w:headerReference xmlns:r="http://schemas.openxmlformats.org/officeDocument/2006/relationships" w:type="default" r:id="R8307cd337add4c01"/>
-      <w:footerReference xmlns:r="http://schemas.openxmlformats.org/officeDocument/2006/relationships" w:type="default" r:id="R67a1768a567a4cc3"/>
+      <w:headerReference xmlns:r="http://schemas.openxmlformats.org/officeDocument/2006/relationships" w:type="default" r:id="R73dd664c1bfe4367"/>
+      <w:footerReference xmlns:r="http://schemas.openxmlformats.org/officeDocument/2006/relationships" w:type="default" r:id="R34f2a1de666140f1"/>
       <w:pgSz w:w="11906" w:h="16838"/>
       <w:pgMar w:top="1440" w:right="1440" w:bottom="1440" w:left="1440" w:header="576" w:footer="576" w:gutter="0"/>
       <w:pgBorders w:display="allPages" w:offsetFrom="page">
@@ -1078,7 +1152,7 @@
         <w:color w:val="808080"/>
         <w:sz w:val="16"/>
       </w:rPr>
-      <w:t xml:space="preserve">  ·  Marksmith</w:t>
+      <w:t xml:space="preserve">  ·  MarkSmith</w:t>
     </w:r>
   </w:p>
 </w:ftr>
@@ -1288,8 +1362,8 @@
   <w:docDefaults>
     <w:rPrDefault>
       <w:rPr>
-        <w:rFonts w:ascii="Calibri" w:hAnsi="Calibri"/>
-        <w:color w:val="1B1F23"/>
+        <w:rFonts w:ascii="-apple-system-body, ui-sans-serif, -apple-system, &quot;system-ui&quot;, &quot;Segoe UI&quot;, Helvetica, &quot;Apple Color Emoji&quot;, Arial, &quot;sans-serif&quot;, &quot;Segoe UI Emoji&quot;, &quot;Segoe UI Symbol&quot;" w:hAnsi="-apple-system-body, ui-sans-serif, -apple-system, &quot;system-ui&quot;, &quot;Segoe UI&quot;, Helvetica, &quot;Apple Color Emoji&quot;, Arial, &quot;sans-serif&quot;, &quot;Segoe UI Emoji&quot;, &quot;Segoe UI Symbol&quot;" w:eastAsia="-apple-system-body, ui-sans-serif, -apple-system, &quot;system-ui&quot;, &quot;Segoe UI&quot;, Helvetica, &quot;Apple Color Emoji&quot;, Arial, &quot;sans-serif&quot;, &quot;Segoe UI Emoji&quot;, &quot;Segoe UI Symbol&quot;" w:cs="-apple-system-body, ui-sans-serif, -apple-system, &quot;system-ui&quot;, &quot;Segoe UI&quot;, Helvetica, &quot;Apple Color Emoji&quot;, Arial, &quot;sans-serif&quot;, &quot;Segoe UI Emoji&quot;, &quot;Segoe UI Symbol&quot;"/>
+        <w:color w:val="1b1f23"/>
         <w:kern w:val="16"/>
         <w:sz w:val="22"/>
         <w:szCs w:val="22"/>
@@ -1341,7 +1415,7 @@
     </w:pPr>
     <w:rPr>
       <w:b/>
-      <w:color w:val="000000"/>
+      <w:color w:val="090B0C"/>
       <w:sz w:val="32"/>
       <w:szCs w:val="32"/>
     </w:rPr>
@@ -1358,7 +1432,7 @@
     </w:pPr>
     <w:rPr>
       <w:b/>
-      <w:color w:val="000000"/>
+      <w:color w:val="121417"/>
       <w:sz w:val="28"/>
       <w:szCs w:val="28"/>
     </w:rPr>
@@ -1375,7 +1449,7 @@
     </w:pPr>
     <w:rPr>
       <w:b/>
-      <w:color w:val="000000"/>
+      <w:color w:val="1b1f23"/>
       <w:sz w:val="24"/>
       <w:szCs w:val="24"/>
     </w:rPr>
@@ -1392,7 +1466,7 @@
     </w:pPr>
     <w:rPr>
       <w:b/>
-      <w:color w:val="000000"/>
+      <w:color w:val="1b1f23"/>
       <w:sz w:val="22"/>
       <w:szCs w:val="22"/>
     </w:rPr>
@@ -1421,5 +1495,55 @@
       <w:u w:val="single"/>
     </w:rPr>
   </w:style>
+  <w:style w:type="paragraph" w:styleId="TOC1">
+    <w:name w:val="toc 1"/>
+    <w:basedOn w:val="Normal"/>
+    <w:rPr>
+      <w:color w:val="1b1f23"/>
+    </w:rPr>
+  </w:style>
+  <w:style w:type="paragraph" w:styleId="TOC2">
+    <w:name w:val="toc 2"/>
+    <w:basedOn w:val="Normal"/>
+    <w:rPr>
+      <w:color w:val="1b1f23"/>
+    </w:rPr>
+  </w:style>
+  <w:style w:type="paragraph" w:styleId="TOC3">
+    <w:name w:val="toc 3"/>
+    <w:basedOn w:val="Normal"/>
+    <w:rPr>
+      <w:color w:val="1b1f23"/>
+    </w:rPr>
+  </w:style>
 </w:styles>
+</file>
+
+<file path=customXml/item.xml><?xml version="1.0" encoding="utf-8"?>
+<marksmithSource schema="marksmith-source-v1" version="1.0.0.0" exportedUtc="2026-08-29T17:13:50.2934289Z" theme="GitHub Light" mermaidMode="1">
+  <markdown><![CDATA[# Linear Algebra Cheatsheet
+A one-page refresher rendered with KaTeX.
+## Vectors & norms
+The Euclidean norm of a vector $\mathbf{x} \in \mathbb{R}^n$ is $\|\mathbf{x}\|_2 = \sqrt{\sum_i x_i^2}$,
+and the dot product is $\mathbf{x}^\top \mathbf{y} = \sum_i x_i y_i$.
+## Matrix identities
+$$
+(AB)^\top = B^\top A^\top
+\qquad
+(A^{-1})^\top = (A^\top)^{-1}
+$$
+For a square matrix $A$, the eigenvalue equation is:
+$$ A\mathbf{v} = \lambda \mathbf{v}, \qquad \mathbf{v} \neq \mathbf{0} $$
+## Useful decompositions
+| Name | Form | Notes |
+| --- | --- | --- |
+| Eigen | $A = Q \Lambda Q^{-1}$ | square, diagonalizable |
+| SVD | $A = U \Sigma V^\top$ | any real matrix |
+| Cholesky | $A = L L^\top$ | symmetric positive-definite |
+## Gaussian density
+$$
+p(\mathbf{x}) = \frac{1}{(2\pi)^{n/2}\,|\Sigma|^{1/2}}
+\exp\!\left(-\tfrac{1}{2}(\mathbf{x}-\boldsymbol\mu)^\top \Sigma^{-1} (\mathbf{x}-\boldsymbol\mu)\right)
+$$]]></markdown>
+</marksmithSource>
 </file>
--- a/examples/math-cheatsheet.docx
+++ b/examples/math-cheatsheet.docx
@@ -110,7 +110,7 @@
       <m:oMath xmlns:m="http://schemas.openxmlformats.org/officeDocument/2006/math">
         <m:r>
           <m:rPr>
-            <m:sty m:val="p"/>
+            <m:sty m:val="b"/>
           </m:rPr>
           <m:t xml:space="preserve">x</m:t>
         </m:r>
@@ -123,7 +123,7 @@
               <m:rPr>
                 <m:sty m:val="p"/>
               </m:rPr>
-              <m:t xml:space="preserve">R</m:t>
+              <m:t xml:space="preserve">ℝ</m:t>
             </m:r>
           </m:e>
           <m:sup>
@@ -152,7 +152,7 @@
         </m:r>
         <m:r>
           <m:rPr>
-            <m:sty m:val="p"/>
+            <m:sty m:val="b"/>
           </m:rPr>
           <m:t xml:space="preserve">x</m:t>
         </m:r>
@@ -257,20 +257,20 @@
           <m:e>
             <m:r>
               <m:rPr>
-                <m:sty m:val="p"/>
+                <m:sty m:val="b"/>
               </m:rPr>
               <m:t xml:space="preserve">x</m:t>
             </m:r>
           </m:e>
           <m:sup>
             <m:r>
-              <m:t xml:space="preserve">\top</m:t>
+              <m:t xml:space="preserve">⊤</m:t>
             </m:r>
           </m:sup>
         </m:sSup>
         <m:r>
           <m:rPr>
-            <m:sty m:val="p"/>
+            <m:sty m:val="b"/>
           </m:rPr>
           <m:t xml:space="preserve">y</m:t>
         </m:r>
@@ -375,7 +375,7 @@
           </m:e>
           <m:sup>
             <m:r>
-              <m:t xml:space="preserve">\top</m:t>
+              <m:t xml:space="preserve">⊤</m:t>
             </m:r>
           </m:sup>
         </m:sSup>
@@ -390,7 +390,7 @@
           </m:e>
           <m:sup>
             <m:r>
-              <m:t xml:space="preserve">\top</m:t>
+              <m:t xml:space="preserve">⊤</m:t>
             </m:r>
           </m:sup>
         </m:sSup>
@@ -402,7 +402,7 @@
           </m:e>
           <m:sup>
             <m:r>
-              <m:t xml:space="preserve">\top</m:t>
+              <m:t xml:space="preserve">⊤</m:t>
             </m:r>
           </m:sup>
         </m:sSup>
@@ -435,7 +435,7 @@
           </m:e>
           <m:sup>
             <m:r>
-              <m:t xml:space="preserve">\top</m:t>
+              <m:t xml:space="preserve">⊤</m:t>
             </m:r>
           </m:sup>
         </m:sSup>
@@ -453,7 +453,7 @@
           </m:e>
           <m:sup>
             <m:r>
-              <m:t xml:space="preserve">\top</m:t>
+              <m:t xml:space="preserve">⊤</m:t>
             </m:r>
           </m:sup>
         </m:sSup>
@@ -514,7 +514,7 @@
         </m:r>
         <m:r>
           <m:rPr>
-            <m:sty m:val="p"/>
+            <m:sty m:val="b"/>
           </m:rPr>
           <m:t xml:space="preserve">v</m:t>
         </m:r>
@@ -526,7 +526,7 @@
         </m:r>
         <m:r>
           <m:rPr>
-            <m:sty m:val="p"/>
+            <m:sty m:val="b"/>
           </m:rPr>
           <m:t xml:space="preserve">v</m:t>
         </m:r>
@@ -538,7 +538,7 @@
         </m:r>
         <m:r>
           <m:rPr>
-            <m:sty m:val="p"/>
+            <m:sty m:val="b"/>
           </m:rPr>
           <m:t xml:space="preserve">v</m:t>
         </m:r>
@@ -547,7 +547,7 @@
         </m:r>
         <m:r>
           <m:rPr>
-            <m:sty m:val="p"/>
+            <m:sty m:val="b"/>
           </m:rPr>
           <m:t xml:space="preserve">0</m:t>
         </m:r>
@@ -788,7 +788,7 @@
                 </m:e>
                 <m:sup>
                   <m:r>
-                    <m:t xml:space="preserve">\top</m:t>
+                    <m:t xml:space="preserve">⊤</m:t>
                   </m:r>
                 </m:sup>
               </m:sSup>
@@ -859,7 +859,7 @@
                 </m:e>
                 <m:sup>
                   <m:r>
-                    <m:t xml:space="preserve">\top</m:t>
+                    <m:t xml:space="preserve">⊤</m:t>
                   </m:r>
                 </m:sup>
               </m:sSup>
@@ -925,7 +925,7 @@
         </m:r>
         <m:r>
           <m:rPr>
-            <m:sty m:val="p"/>
+            <m:sty m:val="b"/>
           </m:rPr>
           <m:t xml:space="preserve">x</m:t>
         </m:r>
@@ -1027,7 +1027,7 @@
             </m:r>
             <m:r>
               <m:rPr>
-                <m:sty m:val="p"/>
+                <m:sty m:val="b"/>
               </m:rPr>
               <m:t xml:space="preserve">x</m:t>
             </m:r>
@@ -1035,9 +1035,9 @@
               <m:t xml:space="preserve">-</m:t>
             </m:r>
             <m:r>
-              <m:t xml:space="preserve">\boldsymbol</m:t>
-            </m:r>
-            <m:r>
+              <m:rPr>
+                <m:sty m:val="bi"/>
+              </m:rPr>
               <m:t xml:space="preserve">μ</m:t>
             </m:r>
             <m:sSup>
@@ -1048,7 +1048,7 @@
               </m:e>
               <m:sup>
                 <m:r>
-                  <m:t xml:space="preserve">\top</m:t>
+                  <m:t xml:space="preserve">⊤</m:t>
                 </m:r>
               </m:sup>
             </m:sSup>
@@ -1072,7 +1072,7 @@
             </m:r>
             <m:r>
               <m:rPr>
-                <m:sty m:val="p"/>
+                <m:sty m:val="b"/>
               </m:rPr>
               <m:t xml:space="preserve">x</m:t>
             </m:r>
@@ -1080,9 +1080,9 @@
               <m:t xml:space="preserve">-</m:t>
             </m:r>
             <m:r>
-              <m:t xml:space="preserve">\boldsymbol</m:t>
-            </m:r>
-            <m:r>
+              <m:rPr>
+                <m:sty m:val="bi"/>
+              </m:rPr>
               <m:t xml:space="preserve">μ</m:t>
             </m:r>
             <m:r>
@@ -1093,8 +1093,8 @@
       </m:oMath>
     </w:p>
     <w:sectPr>
-      <w:headerReference xmlns:r="http://schemas.openxmlformats.org/officeDocument/2006/relationships" w:type="default" r:id="R73dd664c1bfe4367"/>
-      <w:footerReference xmlns:r="http://schemas.openxmlformats.org/officeDocument/2006/relationships" w:type="default" r:id="R34f2a1de666140f1"/>
+      <w:headerReference xmlns:r="http://schemas.openxmlformats.org/officeDocument/2006/relationships" w:type="default" r:id="Ra9df1d3b10004eb0"/>
+      <w:footerReference xmlns:r="http://schemas.openxmlformats.org/officeDocument/2006/relationships" w:type="default" r:id="R4846da9e1ab645be"/>
       <w:pgSz w:w="11906" w:h="16838"/>
       <w:pgMar w:top="1440" w:right="1440" w:bottom="1440" w:left="1440" w:header="576" w:footer="576" w:gutter="0"/>
       <w:pgBorders w:display="allPages" w:offsetFrom="page">
@@ -1520,7 +1520,7 @@
 </file>
 
 <file path=customXml/item.xml><?xml version="1.0" encoding="utf-8"?>
-<marksmithSource schema="marksmith-source-v1" version="1.0.0.0" exportedUtc="2026-08-29T17:13:50.2934289Z" theme="GitHub Light" mermaidMode="1">
+<marksmithSource schema="marksmith-source-v1" version="1.0.0.0" exportedUtc="2026-08-29T17:55:11.8933242Z" theme="GitHub Light" mermaidMode="1">
   <markdown><![CDATA[# Linear Algebra Cheatsheet
 A one-page refresher rendered with KaTeX.
 ## Vectors & norms

--- a/examples/math-cheatsheet.docx
+++ b/examples/math-cheatsheet.docx
@@ -1093,16 +1093,10 @@
       </m:oMath>
     </w:p>
     <w:sectPr>
-      <w:headerReference xmlns:r="http://schemas.openxmlformats.org/officeDocument/2006/relationships" w:type="default" r:id="Ra9df1d3b10004eb0"/>
-      <w:footerReference xmlns:r="http://schemas.openxmlformats.org/officeDocument/2006/relationships" w:type="default" r:id="R4846da9e1ab645be"/>
+      <w:headerReference xmlns:r="http://schemas.openxmlformats.org/officeDocument/2006/relationships" w:type="default" r:id="R4bc662693be94cad"/>
+      <w:footerReference xmlns:r="http://schemas.openxmlformats.org/officeDocument/2006/relationships" w:type="default" r:id="R3bdbe1ca64f44dec"/>
       <w:pgSz w:w="11906" w:h="16838"/>
       <w:pgMar w:top="1440" w:right="1440" w:bottom="1440" w:left="1440" w:header="576" w:footer="576" w:gutter="0"/>
-      <w:pgBorders w:display="allPages" w:offsetFrom="page">
-        <w:top w:val="single" w:color="D1D5DA" w:sz="8" w:space="24"/>
-        <w:left w:val="single" w:color="D1D5DA" w:sz="8" w:space="24"/>
-        <w:bottom w:val="single" w:color="D1D5DA" w:sz="8" w:space="24"/>
-        <w:right w:val="single" w:color="D1D5DA" w:sz="8" w:space="24"/>
-      </w:pgBorders>
     </w:sectPr>
   </w:body>
 </w:document>
@@ -1362,7 +1356,7 @@
   <w:docDefaults>
     <w:rPrDefault>
       <w:rPr>
-        <w:rFonts w:ascii="-apple-system-body, ui-sans-serif, -apple-system, &quot;system-ui&quot;, &quot;Segoe UI&quot;, Helvetica, &quot;Apple Color Emoji&quot;, Arial, &quot;sans-serif&quot;, &quot;Segoe UI Emoji&quot;, &quot;Segoe UI Symbol&quot;" w:hAnsi="-apple-system-body, ui-sans-serif, -apple-system, &quot;system-ui&quot;, &quot;Segoe UI&quot;, Helvetica, &quot;Apple Color Emoji&quot;, Arial, &quot;sans-serif&quot;, &quot;Segoe UI Emoji&quot;, &quot;Segoe UI Symbol&quot;" w:eastAsia="-apple-system-body, ui-sans-serif, -apple-system, &quot;system-ui&quot;, &quot;Segoe UI&quot;, Helvetica, &quot;Apple Color Emoji&quot;, Arial, &quot;sans-serif&quot;, &quot;Segoe UI Emoji&quot;, &quot;Segoe UI Symbol&quot;" w:cs="-apple-system-body, ui-sans-serif, -apple-system, &quot;system-ui&quot;, &quot;Segoe UI&quot;, Helvetica, &quot;Apple Color Emoji&quot;, Arial, &quot;sans-serif&quot;, &quot;Segoe UI Emoji&quot;, &quot;Segoe UI Symbol&quot;"/>
+        <w:rFonts w:ascii="Segoe UI Variable" w:hAnsi="Segoe UI Variable" w:eastAsia="Segoe UI Variable" w:cs="Segoe UI Variable"/>
         <w:color w:val="1b1f23"/>
         <w:kern w:val="16"/>
         <w:sz w:val="22"/>
@@ -1520,7 +1514,7 @@
 </file>
 
 <file path=customXml/item.xml><?xml version="1.0" encoding="utf-8"?>
-<marksmithSource schema="marksmith-source-v1" version="1.0.0.0" exportedUtc="2026-08-29T17:55:11.8933242Z" theme="GitHub Light" mermaidMode="1">
+<marksmithSource schema="marksmith-source-v1" version="1.0.0.0" exportedUtc="2026-08-30T02:47:02.6637472Z" theme="GitHub Light" mermaidMode="1">
   <markdown><![CDATA[# Linear Algebra Cheatsheet
 A one-page refresher rendered with KaTeX.
 ## Vectors & norms
